--- a/DC - MS25911244.docx
+++ b/DC - MS25911244.docx
@@ -167,8 +167,7 @@
     <w:p>
       <w:pPr>
         <w:spacing w:line="360" w:lineRule="auto"/>
-        <w:ind w:right="2160"/>
-        <w:jc w:val="center"/>
+        <w:ind w:left="1440" w:right="116" w:firstLine="720"/>
         <w:rPr>
           <w:rFonts w:ascii="Times New Roman" w:hAnsi="Times New Roman" w:cs="Times New Roman"/>
           <w:b/>
@@ -177,11 +176,7 @@
           <w:szCs w:val="32"/>
         </w:rPr>
       </w:pPr>
-    </w:p>
-    <w:p>
-      <w:pPr>
-        <w:spacing w:line="360" w:lineRule="auto"/>
-        <w:ind w:left="1440" w:right="116" w:firstLine="720"/>
+      <w:r>
         <w:rPr>
           <w:rFonts w:ascii="Times New Roman" w:hAnsi="Times New Roman" w:cs="Times New Roman"/>
           <w:b/>
@@ -189,7 +184,8 @@
           <w:sz w:val="32"/>
           <w:szCs w:val="32"/>
         </w:rPr>
-      </w:pPr>
+        <w:t xml:space="preserve">          </w:t>
+      </w:r>
       <w:r>
         <w:rPr>
           <w:rFonts w:ascii="Times New Roman" w:hAnsi="Times New Roman" w:cs="Times New Roman"/>
@@ -198,9 +194,13 @@
           <w:sz w:val="32"/>
           <w:szCs w:val="32"/>
         </w:rPr>
-        <w:t xml:space="preserve">          </w:t>
-      </w:r>
-      <w:r>
+        <w:t>Distributed Computing</w:t>
+      </w:r>
+    </w:p>
+    <w:p>
+      <w:pPr>
+        <w:spacing w:line="360" w:lineRule="auto"/>
+        <w:ind w:left="1440" w:right="116" w:firstLine="720"/>
         <w:rPr>
           <w:rFonts w:ascii="Times New Roman" w:hAnsi="Times New Roman" w:cs="Times New Roman"/>
           <w:b/>
@@ -208,8 +208,7 @@
           <w:sz w:val="32"/>
           <w:szCs w:val="32"/>
         </w:rPr>
-        <w:t>Distributed Computing</w:t>
-      </w:r>
+      </w:pPr>
     </w:p>
     <w:p>
       <w:pPr>
@@ -222,6 +221,7 @@
           <w:szCs w:val="32"/>
         </w:rPr>
       </w:pPr>
+      <w:proofErr w:type="gramStart"/>
       <w:r>
         <w:rPr>
           <w:rFonts w:ascii="Times New Roman" w:hAnsi="Times New Roman" w:cs="Times New Roman"/>
@@ -240,8 +240,9 @@
           <w:sz w:val="32"/>
           <w:szCs w:val="32"/>
         </w:rPr>
-        <w:t xml:space="preserve"> : </w:t>
-      </w:r>
+        <w:t xml:space="preserve"> :</w:t>
+      </w:r>
+      <w:proofErr w:type="gramEnd"/>
       <w:r>
         <w:rPr>
           <w:rFonts w:ascii="Times New Roman" w:hAnsi="Times New Roman" w:cs="Times New Roman"/>
@@ -250,11 +251,63 @@
           <w:sz w:val="32"/>
           <w:szCs w:val="32"/>
         </w:rPr>
+        <w:t xml:space="preserve"> </w:t>
+      </w:r>
+      <w:r>
+        <w:rPr>
+          <w:rFonts w:ascii="Times New Roman" w:hAnsi="Times New Roman" w:cs="Times New Roman"/>
+          <w:b/>
+          <w:bCs/>
+          <w:sz w:val="32"/>
+          <w:szCs w:val="32"/>
+        </w:rPr>
         <w:t>Distributed Log Aggregation and Severity Analysis System</w:t>
       </w:r>
     </w:p>
-    <w:p/>
-    <w:p/>
+    <w:p>
+      <w:pPr>
+        <w:jc w:val="center"/>
+        <w:rPr>
+          <w:rFonts w:ascii="Times New Roman" w:hAnsi="Times New Roman" w:cs="Times New Roman"/>
+          <w:sz w:val="28"/>
+          <w:szCs w:val="28"/>
+        </w:rPr>
+      </w:pPr>
+      <w:r>
+        <w:rPr>
+          <w:rFonts w:ascii="Times New Roman" w:hAnsi="Times New Roman" w:cs="Times New Roman"/>
+          <w:b/>
+          <w:bCs/>
+          <w:sz w:val="32"/>
+          <w:szCs w:val="32"/>
+        </w:rPr>
+        <w:br/>
+      </w:r>
+      <w:r>
+        <w:rPr>
+          <w:rFonts w:ascii="Times New Roman" w:hAnsi="Times New Roman" w:cs="Times New Roman"/>
+          <w:b/>
+          <w:bCs/>
+          <w:sz w:val="32"/>
+          <w:szCs w:val="32"/>
+        </w:rPr>
+        <w:br/>
+        <w:t xml:space="preserve">GitHub link - </w:t>
+      </w:r>
+      <w:hyperlink r:id="rId7" w:history="1">
+        <w:r>
+          <w:rPr>
+            <w:rStyle w:val="Hyperlink"/>
+            <w:rFonts w:ascii="Times New Roman" w:hAnsi="Times New Roman" w:cs="Times New Roman"/>
+            <w:b/>
+            <w:bCs/>
+            <w:sz w:val="32"/>
+            <w:szCs w:val="32"/>
+          </w:rPr>
+          <w:t>https://github.com/Damithjayawardhane/Distributed-Log-Aggregation-and-Severity-Analysis-System</w:t>
+        </w:r>
+      </w:hyperlink>
+    </w:p>
     <w:p>
       <w:pPr>
         <w:ind w:left="3600" w:firstLine="720"/>
@@ -276,16 +329,22 @@
           <w:szCs w:val="28"/>
         </w:rPr>
       </w:pPr>
-    </w:p>
-    <w:p>
-      <w:pPr>
-        <w:ind w:left="3600" w:firstLine="720"/>
-        <w:jc w:val="center"/>
+      <w:r>
         <w:rPr>
           <w:rFonts w:ascii="Times New Roman" w:hAnsi="Times New Roman" w:cs="Times New Roman"/>
           <w:sz w:val="28"/>
           <w:szCs w:val="28"/>
         </w:rPr>
+        <w:t>MS25911244</w:t>
+      </w:r>
+    </w:p>
+    <w:p>
+      <w:pPr>
+        <w:ind w:left="5040"/>
+        <w:jc w:val="center"/>
+        <w:rPr>
+          <w:rFonts w:ascii="Times New Roman" w:hAnsi="Times New Roman" w:cs="Times New Roman"/>
+        </w:rPr>
       </w:pPr>
       <w:r>
         <w:rPr>
@@ -293,31 +352,14 @@
           <w:sz w:val="28"/>
           <w:szCs w:val="28"/>
         </w:rPr>
-        <w:t>MS25911244</w:t>
-      </w:r>
-    </w:p>
-    <w:p>
-      <w:pPr>
-        <w:ind w:left="5040"/>
-        <w:jc w:val="center"/>
-        <w:rPr>
-          <w:rFonts w:ascii="Times New Roman" w:hAnsi="Times New Roman" w:cs="Times New Roman"/>
-        </w:rPr>
-      </w:pPr>
+        <w:t xml:space="preserve">   </w:t>
+      </w:r>
       <w:r>
         <w:rPr>
           <w:rFonts w:ascii="Times New Roman" w:hAnsi="Times New Roman" w:cs="Times New Roman"/>
           <w:sz w:val="28"/>
           <w:szCs w:val="28"/>
         </w:rPr>
-        <w:t xml:space="preserve">   </w:t>
-      </w:r>
-      <w:r>
-        <w:rPr>
-          <w:rFonts w:ascii="Times New Roman" w:hAnsi="Times New Roman" w:cs="Times New Roman"/>
-          <w:sz w:val="28"/>
-          <w:szCs w:val="28"/>
-        </w:rPr>
         <w:t>Jayawardhane BMCD</w:t>
       </w:r>
     </w:p>
@@ -335,7 +377,6 @@
         <w:pStyle w:val="Heading1"/>
       </w:pPr>
       <w:r>
-        <w:lastRenderedPageBreak/>
         <w:t>1.</w:t>
       </w:r>
       <w:r>
@@ -604,7 +645,6 @@
         <w:pStyle w:val="Heading2"/>
       </w:pPr>
       <w:r>
-        <w:lastRenderedPageBreak/>
         <w:t>2</w:t>
       </w:r>
       <w:r>
@@ -3644,7 +3684,7 @@
           <w:noProof/>
         </w:rPr>
         <w:drawing>
-          <wp:inline distT="0" distB="0" distL="0" distR="0" wp14:anchorId="1126A202" wp14:editId="7FF32723">
+          <wp:inline distT="0" distB="0" distL="0" distR="0" wp14:anchorId="1126A202" wp14:editId="69C991BD">
             <wp:extent cx="5943600" cy="2701925"/>
             <wp:effectExtent l="0" t="0" r="0" b="3175"/>
             <wp:docPr id="1084784200" name="Picture 1"/>
@@ -3659,7 +3699,7 @@
                     <pic:cNvPicPr/>
                   </pic:nvPicPr>
                   <pic:blipFill>
-                    <a:blip r:embed="rId7" cstate="print">
+                    <a:blip r:embed="rId8" cstate="print">
                       <a:extLst>
                         <a:ext uri="{28A0092B-C50C-407E-A947-70E740481C1C}">
                           <a14:useLocalDpi xmlns:a14="http://schemas.microsoft.com/office/drawing/2010/main" val="0"/>
@@ -5371,7 +5411,7 @@
                     <pic:cNvPicPr/>
                   </pic:nvPicPr>
                   <pic:blipFill>
-                    <a:blip r:embed="rId8">
+                    <a:blip r:embed="rId9">
                       <a:extLst>
                         <a:ext uri="{28A0092B-C50C-407E-A947-70E740481C1C}">
                           <a14:useLocalDpi xmlns:a14="http://schemas.microsoft.com/office/drawing/2010/main" val="0"/>
@@ -8297,6 +8337,29 @@
       <w:rFonts w:ascii="Times New Roman" w:hAnsi="Times New Roman" w:cs="Times New Roman"/>
     </w:rPr>
   </w:style>
+  <w:style w:type="character" w:styleId="Hyperlink">
+    <w:name w:val="Hyperlink"/>
+    <w:basedOn w:val="DefaultParagraphFont"/>
+    <w:uiPriority w:val="99"/>
+    <w:unhideWhenUsed/>
+    <w:rsid w:val="008D69BE"/>
+    <w:rPr>
+      <w:color w:val="0563C1" w:themeColor="hyperlink"/>
+      <w:u w:val="single"/>
+    </w:rPr>
+  </w:style>
+  <w:style w:type="character" w:styleId="UnresolvedMention">
+    <w:name w:val="Unresolved Mention"/>
+    <w:basedOn w:val="DefaultParagraphFont"/>
+    <w:uiPriority w:val="99"/>
+    <w:semiHidden/>
+    <w:unhideWhenUsed/>
+    <w:rsid w:val="008D69BE"/>
+    <w:rPr>
+      <w:color w:val="605E5C"/>
+      <w:shd w:val="clear" w:color="auto" w:fill="E1DFDD"/>
+    </w:rPr>
+  </w:style>
 </w:styles>
 </file>
 
